--- a/project/documents/reportletters/FFFilingReceipt.docx
+++ b/project/documents/reportletters/FFFilingReceipt.docx
@@ -5,85 +5,291 @@
     <w:p>
       <w:pPr>
         <w:pStyle w:val="NormalWeb"/>
-      </w:pPr>
-      <w:r>
-        <w:t xml:space="preserve">SCHWEGMAN, LUNDBERG &amp; WOESSNER, P.A. </w:t>
-      </w:r>
-    </w:p>
-    <w:p>
-      <w:pPr>
-        <w:pStyle w:val="NormalWeb"/>
-      </w:pPr>
-      <w:r>
-        <w:t xml:space="preserve">Stephen M. Komarec (612) 373-6927 </w:t>
+        <w:spacing w:before="0" w:beforeAutospacing="0" w:after="0" w:afterAutospacing="0"/>
+      </w:pPr>
+      <w:r>
+        <w:t xml:space="preserve">Subject line: &lt;&lt;orgName&gt;&gt;: &lt;&lt;clientRefNo&gt;&gt; / SLW Ref: &lt;&lt;matterNo&gt;&gt; / </w:t>
+      </w:r>
+      <w:r>
+        <w:t>SLW</w:t>
+      </w:r>
+      <w:r>
+        <w:t xml:space="preserve"> Report Out: &lt;&lt;activityname&gt;&gt;</w:t>
+      </w:r>
+    </w:p>
+    <w:p>
+      <w:pPr>
+        <w:pStyle w:val="NormalWeb"/>
+        <w:spacing w:before="0" w:beforeAutospacing="0" w:after="0" w:afterAutospacing="0"/>
+      </w:pPr>
+    </w:p>
+    <w:p>
+      <w:pPr>
+        <w:pStyle w:val="NormalWeb"/>
+        <w:spacing w:before="0" w:beforeAutospacing="0" w:after="0" w:afterAutospacing="0"/>
+      </w:pPr>
+    </w:p>
+    <w:p>
+      <w:pPr>
+        <w:pStyle w:val="NormalWeb"/>
+        <w:spacing w:before="0" w:beforeAutospacing="0" w:after="0" w:afterAutospacing="0"/>
+      </w:pPr>
+    </w:p>
+    <w:p>
+      <w:pPr>
+        <w:pStyle w:val="NormalWeb"/>
+        <w:spacing w:before="0" w:beforeAutospacing="0" w:after="0" w:afterAutospacing="0"/>
+      </w:pPr>
+      <w:r>
+        <w:t>Body:</w:t>
+      </w:r>
+    </w:p>
+    <w:p>
+      <w:pPr>
+        <w:pStyle w:val="NormalWeb"/>
+        <w:spacing w:before="0" w:beforeAutospacing="0" w:after="0" w:afterAutospacing="0"/>
+      </w:pPr>
+    </w:p>
+    <w:p>
+      <w:pPr>
+        <w:pStyle w:val="NormalWeb"/>
+      </w:pPr>
+      <w:r>
+        <w:t>Schwegman Lundberg &amp; Woessner, P.A.</w:t>
+      </w:r>
+    </w:p>
+    <w:p>
+      <w:pPr>
+        <w:pStyle w:val="NormalWeb"/>
+        <w:spacing w:before="0" w:beforeAutospacing="0" w:after="0" w:afterAutospacing="0"/>
+      </w:pPr>
+    </w:p>
+    <w:p>
+      <w:pPr>
+        <w:pStyle w:val="NormalWeb"/>
+        <w:spacing w:before="0" w:beforeAutospacing="0" w:after="0" w:afterAutospacing="0"/>
+      </w:pPr>
+      <w:r>
+        <w:t>&lt;&lt;This.WAName&gt;&gt; &lt;&lt;This.WAPhone&gt;</w:t>
+      </w:r>
+      <w:proofErr w:type="gramStart"/>
+      <w:r>
+        <w:t>&gt;  &lt;&lt;This.WAEmail</w:t>
+      </w:r>
+      <w:proofErr w:type="gramEnd"/>
+      <w:r>
+        <w:t>&gt;&gt;</w:t>
+      </w:r>
+    </w:p>
+    <w:p>
+      <w:pPr>
+        <w:pStyle w:val="NormalWeb"/>
+        <w:spacing w:before="0" w:beforeAutospacing="0" w:after="0" w:afterAutospacing="0"/>
+      </w:pPr>
+      <w:r>
+        <w:t>&lt;&lt;This.paraName&gt;&gt; &lt;&lt;This.paraPhone&gt;</w:t>
+      </w:r>
+      <w:proofErr w:type="gramStart"/>
+      <w:r>
+        <w:t>&gt;  &lt;&lt;This.paraEmail</w:t>
+      </w:r>
+      <w:proofErr w:type="gramEnd"/>
+      <w:r>
+        <w:t>&gt;&gt;</w:t>
+      </w:r>
+    </w:p>
+    <w:p>
+      <w:pPr>
+        <w:pStyle w:val="NormalWeb"/>
+        <w:spacing w:before="0" w:beforeAutospacing="0" w:after="0" w:afterAutospacing="0"/>
+      </w:pPr>
+    </w:p>
+    <w:p>
+      <w:pPr>
+        <w:rPr>
+          <w:rFonts w:ascii="Times New Roman" w:eastAsia="Calibri" w:hAnsi="Times New Roman" w:cs="Times New Roman"/>
+          <w:sz w:val="24"/>
+          <w:szCs w:val="24"/>
+        </w:rPr>
+      </w:pPr>
+      <w:r>
+        <w:rPr>
+          <w:rFonts w:ascii="Times New Roman" w:eastAsia="Calibri" w:hAnsi="Times New Roman" w:cs="Times New Roman"/>
+          <w:sz w:val="24"/>
+          <w:szCs w:val="24"/>
+        </w:rPr>
+        <w:t>Re:</w:t>
+      </w:r>
+      <w:r>
+        <w:rPr>
+          <w:rFonts w:ascii="Times New Roman" w:eastAsia="Calibri" w:hAnsi="Times New Roman" w:cs="Times New Roman"/>
+          <w:sz w:val="24"/>
+          <w:szCs w:val="24"/>
+        </w:rPr>
+        <w:tab/>
+      </w:r>
+      <w:r>
+        <w:rPr>
+          <w:rFonts w:ascii="Times New Roman" w:eastAsia="Calibri" w:hAnsi="Times New Roman" w:cs="Times New Roman"/>
+          <w:sz w:val="24"/>
+        </w:rPr>
+        <w:t xml:space="preserve">&lt;&lt;orgName&gt;&gt; </w:t>
+      </w:r>
+      <w:r>
+        <w:rPr>
+          <w:rFonts w:ascii="Times New Roman" w:eastAsia="Calibri" w:hAnsi="Times New Roman" w:cs="Times New Roman"/>
+          <w:bCs/>
+          <w:noProof/>
+          <w:sz w:val="24"/>
+        </w:rPr>
+        <w:t>&lt;&lt;clientRefNo&gt;&gt;</w:t>
+      </w:r>
+      <w:r>
+        <w:rPr>
+          <w:rFonts w:ascii="Times New Roman" w:eastAsia="Calibri" w:hAnsi="Times New Roman" w:cs="Times New Roman"/>
+          <w:b/>
+          <w:bCs/>
+          <w:noProof/>
+          <w:sz w:val="24"/>
+        </w:rPr>
+        <w:t xml:space="preserve"> -</w:t>
+      </w:r>
+      <w:r>
+        <w:rPr>
+          <w:rFonts w:ascii="Times New Roman" w:eastAsia="Calibri" w:hAnsi="Times New Roman" w:cs="Times New Roman"/>
+          <w:noProof/>
+          <w:sz w:val="24"/>
+        </w:rPr>
+        <w:t xml:space="preserve"> SLW Ref. No. &lt;&lt;matterNo&gt;&gt;</w:t>
+      </w:r>
+    </w:p>
+    <w:p>
+      <w:pPr>
+        <w:rPr>
+          <w:rFonts w:ascii="Times New Roman" w:eastAsia="Calibri" w:hAnsi="Times New Roman" w:cs="Times New Roman"/>
+          <w:sz w:val="24"/>
+          <w:szCs w:val="24"/>
+        </w:rPr>
+      </w:pPr>
+      <w:r>
+        <w:rPr>
+          <w:rFonts w:ascii="Times New Roman" w:eastAsia="Calibri" w:hAnsi="Times New Roman" w:cs="Times New Roman"/>
+          <w:sz w:val="24"/>
+          <w:szCs w:val="24"/>
+        </w:rPr>
+        <w:tab/>
+      </w:r>
+      <w:r>
+        <w:rPr>
+          <w:rFonts w:ascii="Times New Roman" w:eastAsia="Calibri" w:hAnsi="Times New Roman" w:cs="Times New Roman"/>
+          <w:sz w:val="23"/>
+          <w:szCs w:val="23"/>
+        </w:rPr>
+        <w:t>&lt;&lt;matterCountryName&gt;&gt;</w:t>
+      </w:r>
+      <w:r>
+        <w:rPr>
+          <w:rFonts w:ascii="Times New Roman" w:eastAsia="Calibri" w:hAnsi="Times New Roman" w:cs="Times New Roman"/>
+          <w:sz w:val="24"/>
+          <w:szCs w:val="24"/>
+        </w:rPr>
+        <w:t xml:space="preserve"> Application No. </w:t>
+      </w:r>
+      <w:r>
+        <w:rPr>
+          <w:rFonts w:ascii="Times New Roman" w:eastAsia="Calibri" w:hAnsi="Times New Roman" w:cs="Times New Roman"/>
+          <w:noProof/>
+          <w:sz w:val="24"/>
+        </w:rPr>
+        <w:t>&lt;&lt;serialNo&gt;&gt;</w:t>
+      </w:r>
+    </w:p>
+    <w:p>
+      <w:pPr>
+        <w:ind w:left="720"/>
+        <w:rPr>
+          <w:rFonts w:ascii="Times New Roman" w:eastAsia="Calibri" w:hAnsi="Times New Roman" w:cs="Times New Roman"/>
+          <w:sz w:val="24"/>
+          <w:szCs w:val="24"/>
+        </w:rPr>
+      </w:pPr>
+      <w:r>
+        <w:rPr>
+          <w:rFonts w:ascii="Times New Roman" w:eastAsia="Calibri" w:hAnsi="Times New Roman" w:cs="Times New Roman"/>
+          <w:sz w:val="24"/>
+          <w:szCs w:val="24"/>
+        </w:rPr>
+        <w:t xml:space="preserve">Title: </w:t>
+      </w:r>
+      <w:r>
+        <w:rPr>
+          <w:rFonts w:ascii="Times New Roman" w:eastAsia="Calibri" w:hAnsi="Times New Roman" w:cs="Times New Roman"/>
+          <w:noProof/>
+          <w:sz w:val="24"/>
+        </w:rPr>
+        <w:t>&lt;&lt;title&gt;&gt;</w:t>
+      </w:r>
+    </w:p>
+    <w:p>
+      <w:pPr>
+        <w:pStyle w:val="NormalWeb"/>
+      </w:pPr>
+      <w:r>
+        <w:t xml:space="preserve">The following represents new activity on the </w:t>
+      </w:r>
+      <w:proofErr w:type="gramStart"/>
+      <w:r>
+        <w:t>above mentioned</w:t>
+      </w:r>
+      <w:proofErr w:type="gramEnd"/>
+      <w:r>
+        <w:t xml:space="preserve"> matter. </w:t>
+      </w:r>
+    </w:p>
+    <w:p>
+      <w:pPr>
+        <w:pStyle w:val="NormalWeb"/>
+      </w:pPr>
+      <w:r>
+        <w:t xml:space="preserve">ACTION REQUIRED:  None at this </w:t>
+      </w:r>
+      <w:proofErr w:type="gramStart"/>
+      <w:r>
+        <w:t>time</w:t>
+      </w:r>
+      <w:proofErr w:type="gramEnd"/>
+      <w:r>
+        <w:t xml:space="preserve"> </w:t>
+      </w:r>
+    </w:p>
+    <w:p>
+      <w:pPr>
+        <w:pStyle w:val="NormalWeb"/>
+      </w:pPr>
+      <w:r>
+        <w:t xml:space="preserve">ACTION REQUIRED:  Instructions to Request Exam </w:t>
       </w:r>
       <w:r>
         <w:br/>
-        <w:t xml:space="preserve">skomarec@slwip.com </w:t>
-      </w:r>
-    </w:p>
-    <w:p>
-      <w:pPr>
-        <w:pStyle w:val="NormalWeb"/>
-      </w:pPr>
-      <w:r>
-        <w:t xml:space="preserve">Molly M. Layer (612) 373-6900 </w:t>
+        <w:t xml:space="preserve">Deadline Date: </w:t>
+      </w:r>
+      <w:r>
+        <w:t>&lt;&lt;deadline&gt;&gt;</w:t>
+      </w:r>
+      <w:r>
+        <w:t xml:space="preserve"> </w:t>
       </w:r>
       <w:r>
         <w:br/>
-        <w:t xml:space="preserve">mlayer@slwip.com </w:t>
-      </w:r>
-    </w:p>
-    <w:p>
-      <w:pPr>
-        <w:pStyle w:val="NormalWeb"/>
-      </w:pPr>
-      <w:r>
-        <w:t xml:space="preserve">Re:  Victor Gura, M.D.  - SLW Ref. No. 5138.005AU1 </w:t>
-      </w:r>
-      <w:r>
-        <w:br/>
-        <w:t xml:space="preserve">        Australia Application No. 2022217087 </w:t>
-      </w:r>
-      <w:r>
-        <w:br/>
-        <w:t xml:space="preserve">        Based on PCT Application No. PCT/US2022/070529 </w:t>
-      </w:r>
-      <w:r>
-        <w:br/>
-        <w:t xml:space="preserve">        Title: PORTABLE CONTINUOUS RENAL REPLACEMENT THERAPY  SYSTEM AND METHODS </w:t>
-      </w:r>
-    </w:p>
-    <w:p>
-      <w:pPr>
-        <w:pStyle w:val="NormalWeb"/>
-      </w:pPr>
-      <w:r>
-        <w:t xml:space="preserve">The following represents new activity on the above mentioned matter. </w:t>
-      </w:r>
-    </w:p>
-    <w:p>
-      <w:pPr>
-        <w:pStyle w:val="NormalWeb"/>
-      </w:pPr>
-      <w:r>
-        <w:t xml:space="preserve">ACTION REQUIRED:  None at this time </w:t>
-      </w:r>
-    </w:p>
-    <w:p>
-      <w:pPr>
-        <w:pStyle w:val="NormalWeb"/>
-      </w:pPr>
-      <w:r>
-        <w:t xml:space="preserve">ACTION REQUIRED:  Instructions to Request Exam </w:t>
-      </w:r>
-      <w:r>
-        <w:br/>
-        <w:t xml:space="preserve">Deadline Date: March 30, 2025 </w:t>
-      </w:r>
-      <w:r>
-        <w:br/>
-        <w:t xml:space="preserve">Requested Response Date:  At your earliest convenience </w:t>
+        <w:t xml:space="preserve">Requested Response Date:  At your earliest </w:t>
+      </w:r>
+      <w:proofErr w:type="gramStart"/>
+      <w:r>
+        <w:t>convenience</w:t>
+      </w:r>
+      <w:proofErr w:type="gramEnd"/>
+      <w:r>
+        <w:t xml:space="preserve"> </w:t>
       </w:r>
     </w:p>
     <w:p>
@@ -123,7 +329,15 @@
         <w:pStyle w:val="NormalWeb"/>
       </w:pPr>
       <w:r>
-        <w:t xml:space="preserve">Designated in the application are all of the contracting states party to the EPC at the time of the PCT filing. </w:t>
+        <w:t xml:space="preserve">Designated in the application are </w:t>
+      </w:r>
+      <w:proofErr w:type="gramStart"/>
+      <w:r>
+        <w:t>all of</w:t>
+      </w:r>
+      <w:proofErr w:type="gramEnd"/>
+      <w:r>
+        <w:t xml:space="preserve"> the contracting states party to the EPC at the time of the PCT filing. </w:t>
       </w:r>
     </w:p>
     <w:p>
@@ -134,43 +348,6 @@
         <w:t>ADDITIONAL NOTES:  If you have any questions or comments, please contact Stephen M. Komarec at (612) 373-6927 or Molly M. Layer at (612) 373-6900.</w:t>
       </w:r>
     </w:p>
-    <w:p>
-      <w:pPr>
-        <w:pStyle w:val="NormalWeb"/>
-      </w:pPr>
-      <w:r>
-        <w:t xml:space="preserve">Reported By: </w:t>
-      </w:r>
-    </w:p>
-    <w:p>
-      <w:pPr>
-        <w:spacing w:after="240"/>
-        <w:rPr>
-          <w:rFonts w:eastAsia="Times New Roman"/>
-        </w:rPr>
-      </w:pPr>
-    </w:p>
-    <w:p>
-      <w:pPr>
-        <w:pStyle w:val="NormalWeb"/>
-      </w:pPr>
-      <w:r>
-        <w:t xml:space="preserve">Nick E. Stewart </w:t>
-      </w:r>
-      <w:r>
-        <w:br/>
-        <w:t xml:space="preserve">Case Management Assistant, International Department </w:t>
-      </w:r>
-    </w:p>
-    <w:p>
-      <w:pPr>
-        <w:pStyle w:val="NormalWeb"/>
-      </w:pPr>
-      <w:r>
-        <w:t xml:space="preserve">Attachment </w:t>
-      </w:r>
-    </w:p>
-    <w:p/>
     <w:sectPr>
       <w:pgSz w:w="12240" w:h="15840"/>
       <w:pgMar w:top="1440" w:right="1440" w:bottom="1440" w:left="1440" w:header="720" w:footer="720" w:gutter="0"/>
@@ -590,7 +767,6 @@
   <w:style w:type="character" w:default="1" w:styleId="DefaultParagraphFont">
     <w:name w:val="Default Paragraph Font"/>
     <w:uiPriority w:val="1"/>
-    <w:semiHidden/>
     <w:unhideWhenUsed/>
   </w:style>
   <w:style w:type="table" w:default="1" w:styleId="TableNormal">
@@ -618,7 +794,6 @@
     <w:name w:val="Normal (Web)"/>
     <w:basedOn w:val="Normal"/>
     <w:uiPriority w:val="99"/>
-    <w:semiHidden/>
     <w:unhideWhenUsed/>
     <w:rsid w:val="00486CDB"/>
     <w:pPr>

--- a/project/documents/reportletters/FFFilingReceipt.docx
+++ b/project/documents/reportletters/FFFilingReceipt.docx
@@ -251,15 +251,7 @@
         <w:pStyle w:val="NormalWeb"/>
       </w:pPr>
       <w:r>
-        <w:t xml:space="preserve">ACTION REQUIRED:  None at this </w:t>
-      </w:r>
-      <w:proofErr w:type="gramStart"/>
-      <w:r>
-        <w:t>time</w:t>
-      </w:r>
-      <w:proofErr w:type="gramEnd"/>
-      <w:r>
-        <w:t xml:space="preserve"> </w:t>
+        <w:t xml:space="preserve">ACTION REQUIRED:  None at this time </w:t>
       </w:r>
     </w:p>
     <w:p>
@@ -281,23 +273,33 @@
       </w:r>
       <w:r>
         <w:br/>
-        <w:t xml:space="preserve">Requested Response Date:  At your earliest </w:t>
-      </w:r>
-      <w:proofErr w:type="gramStart"/>
-      <w:r>
-        <w:t>convenience</w:t>
-      </w:r>
-      <w:proofErr w:type="gramEnd"/>
-      <w:r>
-        <w:t xml:space="preserve"> </w:t>
-      </w:r>
-    </w:p>
-    <w:p>
-      <w:pPr>
-        <w:pStyle w:val="NormalWeb"/>
-      </w:pPr>
-      <w:r>
-        <w:t xml:space="preserve">INFORMATION BEING REPORTED:  The above-identified patent application has been assigned application number 2022217087.  The filing date is the same as the international filing date (i.e., February 4, 2022), with a local filing date of September 4, 2023.  A copy of the official filing receipt and the associate's letter are attached.  </w:t>
+        <w:t xml:space="preserve">Requested Response Date:  At your earliest convenience </w:t>
+      </w:r>
+    </w:p>
+    <w:p>
+      <w:pPr>
+        <w:pStyle w:val="NormalWeb"/>
+      </w:pPr>
+      <w:r>
+        <w:t xml:space="preserve">INFORMATION BEING REPORTED:  The above-identified patent application has been assigned application number </w:t>
+      </w:r>
+      <w:r>
+        <w:t>&lt;&lt;serialNo&gt;&gt;</w:t>
+      </w:r>
+      <w:r>
+        <w:t xml:space="preserve">.  The filing date is the same as the international filing date (i.e., </w:t>
+      </w:r>
+      <w:r>
+        <w:t>&lt;&lt;intFiledDate&gt;&gt;</w:t>
+      </w:r>
+      <w:r>
+        <w:t xml:space="preserve">), with a local filing date of </w:t>
+      </w:r>
+      <w:r>
+        <w:t>&lt;&lt;filedDate&gt;&gt;</w:t>
+      </w:r>
+      <w:r>
+        <w:t xml:space="preserve">.  A copy of the official filing receipt and the associate's letter are attached.  </w:t>
       </w:r>
       <w:r>
         <w:rPr>
@@ -321,7 +323,13 @@
         <w:pStyle w:val="NormalWeb"/>
       </w:pPr>
       <w:r>
-        <w:t>The first annuity payment is due on February 4, 2026.  It is our understanding that you will be responsible for the annuity payment.  If our understanding is incorrect, please advise us.</w:t>
+        <w:t>The first annuity payment is due on</w:t>
+      </w:r>
+      <w:r>
+        <w:t xml:space="preserve"> &lt;&lt;filedDateAnn&gt;&gt;</w:t>
+      </w:r>
+      <w:r>
+        <w:t>.  It is our understanding that you will be responsible for the annuity payment.  If our understanding is incorrect, please advise us.</w:t>
       </w:r>
     </w:p>
     <w:p>
@@ -342,11 +350,45 @@
     </w:p>
     <w:p>
       <w:pPr>
-        <w:pStyle w:val="NormalWeb"/>
-      </w:pPr>
-      <w:r>
-        <w:t>ADDITIONAL NOTES:  If you have any questions or comments, please contact Stephen M. Komarec at (612) 373-6927 or Molly M. Layer at (612) 373-6900.</w:t>
-      </w:r>
+        <w:rPr>
+          <w:rFonts w:ascii="Times New Roman" w:hAnsi="Times New Roman"/>
+          <w:sz w:val="24"/>
+          <w:szCs w:val="24"/>
+        </w:rPr>
+      </w:pPr>
+      <w:r>
+        <w:t xml:space="preserve">ADDITIONAL NOTES:  </w:t>
+      </w:r>
+      <w:r>
+        <w:rPr>
+          <w:rFonts w:ascii="Times New Roman" w:hAnsi="Times New Roman"/>
+          <w:sz w:val="24"/>
+          <w:szCs w:val="24"/>
+        </w:rPr>
+        <w:t xml:space="preserve">If you have any questions or comments, please contact </w:t>
+      </w:r>
+      <w:r>
+        <w:rPr>
+          <w:rFonts w:ascii="Times New Roman" w:hAnsi="Times New Roman"/>
+          <w:bCs/>
+          <w:sz w:val="24"/>
+          <w:szCs w:val="24"/>
+        </w:rPr>
+        <w:t>&lt;&lt;WAName&gt;&gt; at &lt;&lt;WAPhone&gt;&gt; or &lt;&lt;paraName&gt;&gt; at &lt;&lt;paraPhone&gt;&gt;</w:t>
+      </w:r>
+      <w:r>
+        <w:rPr>
+          <w:rFonts w:ascii="Times New Roman" w:hAnsi="Times New Roman"/>
+          <w:sz w:val="24"/>
+          <w:szCs w:val="24"/>
+        </w:rPr>
+        <w:t>.</w:t>
+      </w:r>
+    </w:p>
+    <w:p>
+      <w:pPr>
+        <w:pStyle w:val="NormalWeb"/>
+      </w:pPr>
     </w:p>
     <w:sectPr>
       <w:pgSz w:w="12240" w:h="15840"/>
@@ -767,6 +809,7 @@
   <w:style w:type="character" w:default="1" w:styleId="DefaultParagraphFont">
     <w:name w:val="Default Paragraph Font"/>
     <w:uiPriority w:val="1"/>
+    <w:semiHidden/>
     <w:unhideWhenUsed/>
   </w:style>
   <w:style w:type="table" w:default="1" w:styleId="TableNormal">
